--- a/docs/audits/tupelo-2026-08/MCTV_FieldAuditLabels_Tupelo.docx
+++ b/docs/audits/tupelo-2026-08/MCTV_FieldAuditLabels_Tupelo.docx
@@ -77,7 +77,7 @@
                       <w:color w:val="C5A55A"/>
                       <w:sz w:val="13"/>
                     </w:rPr>
-                    <w:t>MCTV DIGITAL  ·  DO NOT REMOVE</w:t>
+                    <w:t>PROPERTY OF MCTV DIGITAL  ·  DO NOT REMOVE</w:t>
                   </w:r>
                 </w:p>
                 <w:p>
@@ -133,7 +133,7 @@
                       <w:color w:val="555555"/>
                       <w:sz w:val="13"/>
                     </w:rPr>
-                    <w:t>Property of MCTV Digital  |  portal@mctvofms.com</w:t>
+                    <w:t>Questions? 601-201-8202  |  portal@mctvofms.com</w:t>
                   </w:r>
                 </w:p>
               </w:tc>
@@ -249,7 +249,7 @@
                       <w:color w:val="C5A55A"/>
                       <w:sz w:val="13"/>
                     </w:rPr>
-                    <w:t>MCTV DIGITAL  ·  DO NOT REMOVE</w:t>
+                    <w:t>PROPERTY OF MCTV DIGITAL  ·  DO NOT REMOVE</w:t>
                   </w:r>
                 </w:p>
                 <w:p>
@@ -305,7 +305,7 @@
                       <w:color w:val="555555"/>
                       <w:sz w:val="13"/>
                     </w:rPr>
-                    <w:t>Property of MCTV Digital  |  portal@mctvofms.com</w:t>
+                    <w:t>Questions? 601-201-8202  |  portal@mctvofms.com</w:t>
                   </w:r>
                 </w:p>
               </w:tc>
@@ -420,7 +420,7 @@
                       <w:color w:val="C5A55A"/>
                       <w:sz w:val="13"/>
                     </w:rPr>
-                    <w:t>MCTV DIGITAL  ·  DO NOT REMOVE</w:t>
+                    <w:t>PROPERTY OF MCTV DIGITAL  ·  DO NOT REMOVE</w:t>
                   </w:r>
                 </w:p>
                 <w:p>
@@ -476,7 +476,7 @@
                       <w:color w:val="555555"/>
                       <w:sz w:val="13"/>
                     </w:rPr>
-                    <w:t>Property of MCTV Digital  |  portal@mctvofms.com</w:t>
+                    <w:t>Questions? 601-201-8202  |  portal@mctvofms.com</w:t>
                   </w:r>
                 </w:p>
               </w:tc>
@@ -592,7 +592,7 @@
                       <w:color w:val="C5A55A"/>
                       <w:sz w:val="13"/>
                     </w:rPr>
-                    <w:t>MCTV DIGITAL  ·  DO NOT REMOVE</w:t>
+                    <w:t>PROPERTY OF MCTV DIGITAL  ·  DO NOT REMOVE</w:t>
                   </w:r>
                 </w:p>
                 <w:p>
@@ -648,7 +648,7 @@
                       <w:color w:val="555555"/>
                       <w:sz w:val="13"/>
                     </w:rPr>
-                    <w:t>Property of MCTV Digital  |  portal@mctvofms.com</w:t>
+                    <w:t>Questions? 601-201-8202  |  portal@mctvofms.com</w:t>
                   </w:r>
                 </w:p>
               </w:tc>
@@ -763,7 +763,7 @@
                       <w:color w:val="C5A55A"/>
                       <w:sz w:val="13"/>
                     </w:rPr>
-                    <w:t>MCTV DIGITAL  ·  DO NOT REMOVE</w:t>
+                    <w:t>PROPERTY OF MCTV DIGITAL  ·  DO NOT REMOVE</w:t>
                   </w:r>
                 </w:p>
                 <w:p>
@@ -819,7 +819,7 @@
                       <w:color w:val="555555"/>
                       <w:sz w:val="13"/>
                     </w:rPr>
-                    <w:t>Property of MCTV Digital  |  portal@mctvofms.com</w:t>
+                    <w:t>Questions? 601-201-8202  |  portal@mctvofms.com</w:t>
                   </w:r>
                 </w:p>
               </w:tc>
@@ -935,7 +935,7 @@
                       <w:color w:val="C5A55A"/>
                       <w:sz w:val="13"/>
                     </w:rPr>
-                    <w:t>MCTV DIGITAL  ·  DO NOT REMOVE</w:t>
+                    <w:t>PROPERTY OF MCTV DIGITAL  ·  DO NOT REMOVE</w:t>
                   </w:r>
                 </w:p>
                 <w:p>
@@ -991,7 +991,7 @@
                       <w:color w:val="555555"/>
                       <w:sz w:val="13"/>
                     </w:rPr>
-                    <w:t>Property of MCTV Digital  |  portal@mctvofms.com</w:t>
+                    <w:t>Questions? 601-201-8202  |  portal@mctvofms.com</w:t>
                   </w:r>
                 </w:p>
               </w:tc>
@@ -1106,7 +1106,7 @@
                       <w:color w:val="C5A55A"/>
                       <w:sz w:val="13"/>
                     </w:rPr>
-                    <w:t>MCTV DIGITAL  ·  DO NOT REMOVE</w:t>
+                    <w:t>PROPERTY OF MCTV DIGITAL  ·  DO NOT REMOVE</w:t>
                   </w:r>
                 </w:p>
                 <w:p>
@@ -1162,7 +1162,7 @@
                       <w:color w:val="555555"/>
                       <w:sz w:val="13"/>
                     </w:rPr>
-                    <w:t>Property of MCTV Digital  |  portal@mctvofms.com</w:t>
+                    <w:t>Questions? 601-201-8202  |  portal@mctvofms.com</w:t>
                   </w:r>
                 </w:p>
               </w:tc>
@@ -1278,7 +1278,7 @@
                       <w:color w:val="C5A55A"/>
                       <w:sz w:val="13"/>
                     </w:rPr>
-                    <w:t>MCTV DIGITAL  ·  DO NOT REMOVE</w:t>
+                    <w:t>PROPERTY OF MCTV DIGITAL  ·  DO NOT REMOVE</w:t>
                   </w:r>
                 </w:p>
                 <w:p>
@@ -1334,7 +1334,7 @@
                       <w:color w:val="555555"/>
                       <w:sz w:val="13"/>
                     </w:rPr>
-                    <w:t>Property of MCTV Digital  |  portal@mctvofms.com</w:t>
+                    <w:t>Questions? 601-201-8202  |  portal@mctvofms.com</w:t>
                   </w:r>
                 </w:p>
               </w:tc>
@@ -1449,7 +1449,7 @@
                       <w:color w:val="C5A55A"/>
                       <w:sz w:val="13"/>
                     </w:rPr>
-                    <w:t>MCTV DIGITAL  ·  DO NOT REMOVE</w:t>
+                    <w:t>PROPERTY OF MCTV DIGITAL  ·  DO NOT REMOVE</w:t>
                   </w:r>
                 </w:p>
                 <w:p>
@@ -1505,7 +1505,7 @@
                       <w:color w:val="555555"/>
                       <w:sz w:val="13"/>
                     </w:rPr>
-                    <w:t>Property of MCTV Digital  |  portal@mctvofms.com</w:t>
+                    <w:t>Questions? 601-201-8202  |  portal@mctvofms.com</w:t>
                   </w:r>
                 </w:p>
               </w:tc>
@@ -1621,7 +1621,7 @@
                       <w:color w:val="C5A55A"/>
                       <w:sz w:val="13"/>
                     </w:rPr>
-                    <w:t>MCTV DIGITAL  ·  DO NOT REMOVE</w:t>
+                    <w:t>PROPERTY OF MCTV DIGITAL  ·  DO NOT REMOVE</w:t>
                   </w:r>
                 </w:p>
                 <w:p>
@@ -1677,7 +1677,7 @@
                       <w:color w:val="555555"/>
                       <w:sz w:val="13"/>
                     </w:rPr>
-                    <w:t>Property of MCTV Digital  |  portal@mctvofms.com</w:t>
+                    <w:t>Questions? 601-201-8202  |  portal@mctvofms.com</w:t>
                   </w:r>
                 </w:p>
               </w:tc>
@@ -1823,7 +1823,7 @@
                       <w:color w:val="C5A55A"/>
                       <w:sz w:val="13"/>
                     </w:rPr>
-                    <w:t>MCTV DIGITAL  ·  DO NOT REMOVE</w:t>
+                    <w:t>PROPERTY OF MCTV DIGITAL  ·  DO NOT REMOVE</w:t>
                   </w:r>
                 </w:p>
                 <w:p>
@@ -1879,7 +1879,7 @@
                       <w:color w:val="555555"/>
                       <w:sz w:val="13"/>
                     </w:rPr>
-                    <w:t>Property of MCTV Digital  |  portal@mctvofms.com</w:t>
+                    <w:t>Questions? 601-201-8202  |  portal@mctvofms.com</w:t>
                   </w:r>
                 </w:p>
               </w:tc>
@@ -1995,7 +1995,7 @@
                       <w:color w:val="C5A55A"/>
                       <w:sz w:val="13"/>
                     </w:rPr>
-                    <w:t>MCTV DIGITAL  ·  DO NOT REMOVE</w:t>
+                    <w:t>PROPERTY OF MCTV DIGITAL  ·  DO NOT REMOVE</w:t>
                   </w:r>
                 </w:p>
                 <w:p>
@@ -2051,7 +2051,7 @@
                       <w:color w:val="555555"/>
                       <w:sz w:val="13"/>
                     </w:rPr>
-                    <w:t>Property of MCTV Digital  |  portal@mctvofms.com</w:t>
+                    <w:t>Questions? 601-201-8202  |  portal@mctvofms.com</w:t>
                   </w:r>
                 </w:p>
               </w:tc>
@@ -2166,7 +2166,7 @@
                       <w:color w:val="C5A55A"/>
                       <w:sz w:val="13"/>
                     </w:rPr>
-                    <w:t>MCTV DIGITAL  ·  DO NOT REMOVE</w:t>
+                    <w:t>PROPERTY OF MCTV DIGITAL  ·  DO NOT REMOVE</w:t>
                   </w:r>
                 </w:p>
                 <w:p>
@@ -2222,7 +2222,7 @@
                       <w:color w:val="555555"/>
                       <w:sz w:val="13"/>
                     </w:rPr>
-                    <w:t>Property of MCTV Digital  |  portal@mctvofms.com</w:t>
+                    <w:t>Questions? 601-201-8202  |  portal@mctvofms.com</w:t>
                   </w:r>
                 </w:p>
               </w:tc>
@@ -2338,7 +2338,7 @@
                       <w:color w:val="C5A55A"/>
                       <w:sz w:val="13"/>
                     </w:rPr>
-                    <w:t>MCTV DIGITAL  ·  DO NOT REMOVE</w:t>
+                    <w:t>PROPERTY OF MCTV DIGITAL  ·  DO NOT REMOVE</w:t>
                   </w:r>
                 </w:p>
                 <w:p>
@@ -2394,7 +2394,7 @@
                       <w:color w:val="555555"/>
                       <w:sz w:val="13"/>
                     </w:rPr>
-                    <w:t>Property of MCTV Digital  |  portal@mctvofms.com</w:t>
+                    <w:t>Questions? 601-201-8202  |  portal@mctvofms.com</w:t>
                   </w:r>
                 </w:p>
               </w:tc>
@@ -2509,7 +2509,7 @@
                       <w:color w:val="C5A55A"/>
                       <w:sz w:val="13"/>
                     </w:rPr>
-                    <w:t>MCTV DIGITAL  ·  DO NOT REMOVE</w:t>
+                    <w:t>PROPERTY OF MCTV DIGITAL  ·  DO NOT REMOVE</w:t>
                   </w:r>
                 </w:p>
                 <w:p>
@@ -2565,7 +2565,7 @@
                       <w:color w:val="555555"/>
                       <w:sz w:val="13"/>
                     </w:rPr>
-                    <w:t>Property of MCTV Digital  |  portal@mctvofms.com</w:t>
+                    <w:t>Questions? 601-201-8202  |  portal@mctvofms.com</w:t>
                   </w:r>
                 </w:p>
               </w:tc>
@@ -2681,7 +2681,7 @@
                       <w:color w:val="C5A55A"/>
                       <w:sz w:val="13"/>
                     </w:rPr>
-                    <w:t>MCTV DIGITAL  ·  DO NOT REMOVE</w:t>
+                    <w:t>PROPERTY OF MCTV DIGITAL  ·  DO NOT REMOVE</w:t>
                   </w:r>
                 </w:p>
                 <w:p>
@@ -2737,7 +2737,7 @@
                       <w:color w:val="555555"/>
                       <w:sz w:val="13"/>
                     </w:rPr>
-                    <w:t>Property of MCTV Digital  |  portal@mctvofms.com</w:t>
+                    <w:t>Questions? 601-201-8202  |  portal@mctvofms.com</w:t>
                   </w:r>
                 </w:p>
               </w:tc>
@@ -2852,7 +2852,7 @@
                       <w:color w:val="C5A55A"/>
                       <w:sz w:val="13"/>
                     </w:rPr>
-                    <w:t>MCTV DIGITAL  ·  DO NOT REMOVE</w:t>
+                    <w:t>PROPERTY OF MCTV DIGITAL  ·  DO NOT REMOVE</w:t>
                   </w:r>
                 </w:p>
                 <w:p>
@@ -2908,7 +2908,7 @@
                       <w:color w:val="555555"/>
                       <w:sz w:val="13"/>
                     </w:rPr>
-                    <w:t>Property of MCTV Digital  |  portal@mctvofms.com</w:t>
+                    <w:t>Questions? 601-201-8202  |  portal@mctvofms.com</w:t>
                   </w:r>
                 </w:p>
               </w:tc>
@@ -3024,7 +3024,7 @@
                       <w:color w:val="C5A55A"/>
                       <w:sz w:val="13"/>
                     </w:rPr>
-                    <w:t>MCTV DIGITAL  ·  DO NOT REMOVE</w:t>
+                    <w:t>PROPERTY OF MCTV DIGITAL  ·  DO NOT REMOVE</w:t>
                   </w:r>
                 </w:p>
                 <w:p>
@@ -3080,7 +3080,7 @@
                       <w:color w:val="555555"/>
                       <w:sz w:val="13"/>
                     </w:rPr>
-                    <w:t>Property of MCTV Digital  |  portal@mctvofms.com</w:t>
+                    <w:t>Questions? 601-201-8202  |  portal@mctvofms.com</w:t>
                   </w:r>
                 </w:p>
               </w:tc>
@@ -3195,7 +3195,7 @@
                       <w:color w:val="C5A55A"/>
                       <w:sz w:val="13"/>
                     </w:rPr>
-                    <w:t>MCTV DIGITAL  ·  DO NOT REMOVE</w:t>
+                    <w:t>PROPERTY OF MCTV DIGITAL  ·  DO NOT REMOVE</w:t>
                   </w:r>
                 </w:p>
                 <w:p>
@@ -3251,7 +3251,7 @@
                       <w:color w:val="555555"/>
                       <w:sz w:val="13"/>
                     </w:rPr>
-                    <w:t>Property of MCTV Digital  |  portal@mctvofms.com</w:t>
+                    <w:t>Questions? 601-201-8202  |  portal@mctvofms.com</w:t>
                   </w:r>
                 </w:p>
               </w:tc>
@@ -3367,7 +3367,7 @@
                       <w:color w:val="C5A55A"/>
                       <w:sz w:val="13"/>
                     </w:rPr>
-                    <w:t>MCTV DIGITAL  ·  DO NOT REMOVE</w:t>
+                    <w:t>PROPERTY OF MCTV DIGITAL  ·  DO NOT REMOVE</w:t>
                   </w:r>
                 </w:p>
                 <w:p>
@@ -3423,7 +3423,7 @@
                       <w:color w:val="555555"/>
                       <w:sz w:val="13"/>
                     </w:rPr>
-                    <w:t>Property of MCTV Digital  |  portal@mctvofms.com</w:t>
+                    <w:t>Questions? 601-201-8202  |  portal@mctvofms.com</w:t>
                   </w:r>
                 </w:p>
               </w:tc>
@@ -3569,7 +3569,7 @@
                       <w:color w:val="C5A55A"/>
                       <w:sz w:val="13"/>
                     </w:rPr>
-                    <w:t>MCTV DIGITAL  ·  DO NOT REMOVE</w:t>
+                    <w:t>PROPERTY OF MCTV DIGITAL  ·  DO NOT REMOVE</w:t>
                   </w:r>
                 </w:p>
                 <w:p>
@@ -3625,7 +3625,7 @@
                       <w:color w:val="555555"/>
                       <w:sz w:val="13"/>
                     </w:rPr>
-                    <w:t>Property of MCTV Digital  |  portal@mctvofms.com</w:t>
+                    <w:t>Questions? 601-201-8202  |  portal@mctvofms.com</w:t>
                   </w:r>
                 </w:p>
               </w:tc>
@@ -3741,7 +3741,7 @@
                       <w:color w:val="C5A55A"/>
                       <w:sz w:val="13"/>
                     </w:rPr>
-                    <w:t>MCTV DIGITAL  ·  DO NOT REMOVE</w:t>
+                    <w:t>PROPERTY OF MCTV DIGITAL  ·  DO NOT REMOVE</w:t>
                   </w:r>
                 </w:p>
                 <w:p>
@@ -3797,7 +3797,7 @@
                       <w:color w:val="555555"/>
                       <w:sz w:val="13"/>
                     </w:rPr>
-                    <w:t>Property of MCTV Digital  |  portal@mctvofms.com</w:t>
+                    <w:t>Questions? 601-201-8202  |  portal@mctvofms.com</w:t>
                   </w:r>
                 </w:p>
               </w:tc>
@@ -3912,7 +3912,7 @@
                       <w:color w:val="C5A55A"/>
                       <w:sz w:val="13"/>
                     </w:rPr>
-                    <w:t>MCTV DIGITAL  ·  DO NOT REMOVE</w:t>
+                    <w:t>PROPERTY OF MCTV DIGITAL  ·  DO NOT REMOVE</w:t>
                   </w:r>
                 </w:p>
                 <w:p>
@@ -3968,7 +3968,7 @@
                       <w:color w:val="555555"/>
                       <w:sz w:val="13"/>
                     </w:rPr>
-                    <w:t>Property of MCTV Digital  |  portal@mctvofms.com</w:t>
+                    <w:t>Questions? 601-201-8202  |  portal@mctvofms.com</w:t>
                   </w:r>
                 </w:p>
               </w:tc>
@@ -4084,7 +4084,7 @@
                       <w:color w:val="C5A55A"/>
                       <w:sz w:val="13"/>
                     </w:rPr>
-                    <w:t>MCTV DIGITAL  ·  DO NOT REMOVE</w:t>
+                    <w:t>PROPERTY OF MCTV DIGITAL  ·  DO NOT REMOVE</w:t>
                   </w:r>
                 </w:p>
                 <w:p>
@@ -4140,7 +4140,7 @@
                       <w:color w:val="555555"/>
                       <w:sz w:val="13"/>
                     </w:rPr>
-                    <w:t>Property of MCTV Digital  |  portal@mctvofms.com</w:t>
+                    <w:t>Questions? 601-201-8202  |  portal@mctvofms.com</w:t>
                   </w:r>
                 </w:p>
               </w:tc>
@@ -4255,7 +4255,7 @@
                       <w:color w:val="C5A55A"/>
                       <w:sz w:val="13"/>
                     </w:rPr>
-                    <w:t>MCTV DIGITAL  ·  DO NOT REMOVE</w:t>
+                    <w:t>PROPERTY OF MCTV DIGITAL  ·  DO NOT REMOVE</w:t>
                   </w:r>
                 </w:p>
                 <w:p>
@@ -4311,7 +4311,7 @@
                       <w:color w:val="555555"/>
                       <w:sz w:val="13"/>
                     </w:rPr>
-                    <w:t>Property of MCTV Digital  |  portal@mctvofms.com</w:t>
+                    <w:t>Questions? 601-201-8202  |  portal@mctvofms.com</w:t>
                   </w:r>
                 </w:p>
               </w:tc>
@@ -4427,7 +4427,7 @@
                       <w:color w:val="C5A55A"/>
                       <w:sz w:val="13"/>
                     </w:rPr>
-                    <w:t>MCTV DIGITAL  ·  DO NOT REMOVE</w:t>
+                    <w:t>PROPERTY OF MCTV DIGITAL  ·  DO NOT REMOVE</w:t>
                   </w:r>
                 </w:p>
                 <w:p>
@@ -4483,7 +4483,7 @@
                       <w:color w:val="555555"/>
                       <w:sz w:val="13"/>
                     </w:rPr>
-                    <w:t>Property of MCTV Digital  |  portal@mctvofms.com</w:t>
+                    <w:t>Questions? 601-201-8202  |  portal@mctvofms.com</w:t>
                   </w:r>
                 </w:p>
               </w:tc>
@@ -4598,7 +4598,7 @@
                       <w:color w:val="C5A55A"/>
                       <w:sz w:val="13"/>
                     </w:rPr>
-                    <w:t>MCTV DIGITAL  ·  DO NOT REMOVE</w:t>
+                    <w:t>PROPERTY OF MCTV DIGITAL  ·  DO NOT REMOVE</w:t>
                   </w:r>
                 </w:p>
                 <w:p>
@@ -4654,7 +4654,7 @@
                       <w:color w:val="555555"/>
                       <w:sz w:val="13"/>
                     </w:rPr>
-                    <w:t>Property of MCTV Digital  |  portal@mctvofms.com</w:t>
+                    <w:t>Questions? 601-201-8202  |  portal@mctvofms.com</w:t>
                   </w:r>
                 </w:p>
               </w:tc>
